--- a/docs/CHOLERA_PAPER_V5_RealData.docx
+++ b/docs/CHOLERA_PAPER_V5_RealData.docx
@@ -514,6 +514,57 @@
           <w:sz w:val="22"/>
         </w:rPr>
         <w:t>An important structural characteristic of the national epidemiological data governs the analysis presented here. NCDC cholera situation reports publish suspected cases, deaths, and case fatality ratios primarily at the state level, with LGA-level detail provided only for a subset of high-burden states in a given reporting period. Consequently, this study presents nationally reported figures at the state level as officially published, and treats full 774-LGA and ward-level resolution as a design objective of the platform that is realized empirically only where sub-national line-list data are supplied by state Ministries of Health or the National Cholera Technical Working Group.</w:t>
+      </w:r>
+    </w:p>
+    <w:p>
+      <w:pPr>
+        <w:jc w:val="center"/>
+      </w:pPr>
+      <w:r>
+        <w:drawing>
+          <wp:inline xmlns:a="http://schemas.openxmlformats.org/drawingml/2006/main" xmlns:pic="http://schemas.openxmlformats.org/drawingml/2006/picture">
+            <wp:extent cx="5669280" cy="3459222"/>
+            <wp:docPr id="1" name="Picture 1"/>
+            <wp:cNvGraphicFramePr>
+              <a:graphicFrameLocks noChangeAspect="1"/>
+            </wp:cNvGraphicFramePr>
+            <a:graphic>
+              <a:graphicData uri="http://schemas.openxmlformats.org/drawingml/2006/picture">
+                <pic:pic>
+                  <pic:nvPicPr>
+                    <pic:cNvPr id="0" name="diag_architecture.png"/>
+                    <pic:cNvPicPr/>
+                  </pic:nvPicPr>
+                  <pic:blipFill>
+                    <a:blip r:embed="rId9"/>
+                    <a:stretch>
+                      <a:fillRect/>
+                    </a:stretch>
+                  </pic:blipFill>
+                  <pic:spPr>
+                    <a:xfrm>
+                      <a:off x="0" y="0"/>
+                      <a:ext cx="5669280" cy="3459222"/>
+                    </a:xfrm>
+                    <a:prstGeom prst="rect"/>
+                  </pic:spPr>
+                </pic:pic>
+              </a:graphicData>
+            </a:graphic>
+          </wp:inline>
+        </w:drawing>
+      </w:r>
+    </w:p>
+    <w:p>
+      <w:pPr>
+        <w:jc w:val="center"/>
+      </w:pPr>
+      <w:r>
+        <w:rPr>
+          <w:i/>
+          <w:sz w:val="18"/>
+        </w:rPr>
+        <w:t>Figure 1: System architecture — three-tier Earth Observation-enabled cholera surveillance hub, showing raw data sources (Tier 1), backend microservices (Tier 2), the delivery layer (Tier 3), and actionable outputs.</w:t>
       </w:r>
     </w:p>
     <w:p>
@@ -1203,6 +1254,57 @@
     </w:p>
     <w:p>
       <w:pPr>
+        <w:jc w:val="center"/>
+      </w:pPr>
+      <w:r>
+        <w:drawing>
+          <wp:inline xmlns:a="http://schemas.openxmlformats.org/drawingml/2006/main" xmlns:pic="http://schemas.openxmlformats.org/drawingml/2006/picture">
+            <wp:extent cx="5669280" cy="2173224"/>
+            <wp:docPr id="2" name="Picture 2"/>
+            <wp:cNvGraphicFramePr>
+              <a:graphicFrameLocks noChangeAspect="1"/>
+            </wp:cNvGraphicFramePr>
+            <a:graphic>
+              <a:graphicData uri="http://schemas.openxmlformats.org/drawingml/2006/picture">
+                <pic:pic>
+                  <pic:nvPicPr>
+                    <pic:cNvPr id="0" name="diag_pipeline.png"/>
+                    <pic:cNvPicPr/>
+                  </pic:nvPicPr>
+                  <pic:blipFill>
+                    <a:blip r:embed="rId10"/>
+                    <a:stretch>
+                      <a:fillRect/>
+                    </a:stretch>
+                  </pic:blipFill>
+                  <pic:spPr>
+                    <a:xfrm>
+                      <a:off x="0" y="0"/>
+                      <a:ext cx="5669280" cy="2173224"/>
+                    </a:xfrm>
+                    <a:prstGeom prst="rect"/>
+                  </pic:spPr>
+                </pic:pic>
+              </a:graphicData>
+            </a:graphic>
+          </wp:inline>
+        </w:drawing>
+      </w:r>
+    </w:p>
+    <w:p>
+      <w:pPr>
+        <w:jc w:val="center"/>
+      </w:pPr>
+      <w:r>
+        <w:rPr>
+          <w:i/>
+          <w:sz w:val="18"/>
+        </w:rPr>
+        <w:t>Figure 2: End-to-end data processing pipeline — from raw EO satellite grids and NCDC/line-list epidemiological records through preprocessing, spatial join, and geostatistical risk scoring to alerts and decision support.</w:t>
+      </w:r>
+    </w:p>
+    <w:p>
+      <w:pPr>
         <w:pStyle w:val="Heading2"/>
       </w:pPr>
       <w:r>
@@ -1780,21 +1882,101 @@
         <w:jc w:val="center"/>
       </w:pPr>
       <w:r>
-        <w:rPr>
-          <w:i/>
-          <w:color w:val="888888"/>
-          <w:sz w:val="18"/>
-        </w:rPr>
-        <w:t>[ Figure 1: Cross River pilot dashboard — geospatial risk map, LGA case metrics, and correlation panel ]</w:t>
+        <w:drawing>
+          <wp:inline xmlns:a="http://schemas.openxmlformats.org/drawingml/2006/main" xmlns:pic="http://schemas.openxmlformats.org/drawingml/2006/picture">
+            <wp:extent cx="5669280" cy="3579091"/>
+            <wp:docPr id="3" name="Picture 3"/>
+            <wp:cNvGraphicFramePr>
+              <a:graphicFrameLocks noChangeAspect="1"/>
+            </wp:cNvGraphicFramePr>
+            <a:graphic>
+              <a:graphicData uri="http://schemas.openxmlformats.org/drawingml/2006/picture">
+                <pic:pic>
+                  <pic:nvPicPr>
+                    <pic:cNvPr id="0" name="app_dashboard.png"/>
+                    <pic:cNvPicPr/>
+                  </pic:nvPicPr>
+                  <pic:blipFill>
+                    <a:blip r:embed="rId11"/>
+                    <a:stretch>
+                      <a:fillRect/>
+                    </a:stretch>
+                  </pic:blipFill>
+                  <pic:spPr>
+                    <a:xfrm>
+                      <a:off x="0" y="0"/>
+                      <a:ext cx="5669280" cy="3579091"/>
+                    </a:xfrm>
+                    <a:prstGeom prst="rect"/>
+                  </pic:spPr>
+                </pic:pic>
+              </a:graphicData>
+            </a:graphic>
+          </wp:inline>
+        </w:drawing>
       </w:r>
     </w:p>
     <w:p>
+      <w:pPr>
+        <w:jc w:val="center"/>
+      </w:pPr>
       <w:r>
         <w:rPr>
           <w:i/>
           <w:sz w:val="18"/>
         </w:rPr>
-        <w:t>Figure 1: Main dashboard interface of the Cross River State cholera surveillance pilot, displaying the geospatial risk map, LGA-level case metrics from the 2021 line-list, and the exploratory flood–cholera correlation panel.</w:t>
+        <w:t>Figure 3: Main dashboard interface of the surveillance hub, displaying the national KPI summary cards, date-range controls, alert level, and the geospatial risk context for the selected surveillance window.</w:t>
+      </w:r>
+    </w:p>
+    <w:p>
+      <w:pPr>
+        <w:jc w:val="center"/>
+      </w:pPr>
+      <w:r>
+        <w:drawing>
+          <wp:inline xmlns:a="http://schemas.openxmlformats.org/drawingml/2006/main" xmlns:pic="http://schemas.openxmlformats.org/drawingml/2006/picture">
+            <wp:extent cx="5669280" cy="3579091"/>
+            <wp:docPr id="4" name="Picture 4"/>
+            <wp:cNvGraphicFramePr>
+              <a:graphicFrameLocks noChangeAspect="1"/>
+            </wp:cNvGraphicFramePr>
+            <a:graphic>
+              <a:graphicData uri="http://schemas.openxmlformats.org/drawingml/2006/picture">
+                <pic:pic>
+                  <pic:nvPicPr>
+                    <pic:cNvPr id="0" name="app_map.png"/>
+                    <pic:cNvPicPr/>
+                  </pic:nvPicPr>
+                  <pic:blipFill>
+                    <a:blip r:embed="rId12"/>
+                    <a:stretch>
+                      <a:fillRect/>
+                    </a:stretch>
+                  </pic:blipFill>
+                  <pic:spPr>
+                    <a:xfrm>
+                      <a:off x="0" y="0"/>
+                      <a:ext cx="5669280" cy="3579091"/>
+                    </a:xfrm>
+                    <a:prstGeom prst="rect"/>
+                  </pic:spPr>
+                </pic:pic>
+              </a:graphicData>
+            </a:graphic>
+          </wp:inline>
+        </w:drawing>
+      </w:r>
+    </w:p>
+    <w:p>
+      <w:pPr>
+        <w:jc w:val="center"/>
+      </w:pPr>
+      <w:r>
+        <w:rPr>
+          <w:i/>
+          <w:sz w:val="18"/>
+        </w:rPr>
+        <w:t>Figure 4: Interactive 774-LGA choropleth risk map (MapLibre/Leaflet) with health-facility overlay, risk-level legend, and Time-Lapse animation control.</w:t>
       </w:r>
     </w:p>
     <w:p>
@@ -1807,7 +1989,122 @@
           <w:i w:val="0"/>
           <w:sz w:val="22"/>
         </w:rPr>
-        <w:t>The dashboard successfully rendered geospatial risk maps, LGA-level surveillance reports, and correlation analytics from the ingested line-list, confirming the operational readiness of the ingestion and visualization pipeline. The small case volume and restricted geographic footprint of this pilot preclude inferential conclusions; the exercise establishes technical feasibility and interface usability for public health practitioners.</w:t>
+        <w:t>The dashboard and map successfully rendered geospatial risk layers, LGA-level surveillance reports, and correlation analytics from the ingested line-list, confirming the operational readiness of the ingestion and visualization pipeline. Figure 5 shows the pilot case and death distribution across the four Cross River LGAs.</w:t>
+      </w:r>
+    </w:p>
+    <w:p>
+      <w:pPr>
+        <w:jc w:val="center"/>
+      </w:pPr>
+      <w:r>
+        <w:drawing>
+          <wp:inline xmlns:a="http://schemas.openxmlformats.org/drawingml/2006/main" xmlns:pic="http://schemas.openxmlformats.org/drawingml/2006/picture">
+            <wp:extent cx="5669280" cy="3149600"/>
+            <wp:docPr id="5" name="Picture 5"/>
+            <wp:cNvGraphicFramePr>
+              <a:graphicFrameLocks noChangeAspect="1"/>
+            </wp:cNvGraphicFramePr>
+            <a:graphic>
+              <a:graphicData uri="http://schemas.openxmlformats.org/drawingml/2006/picture">
+                <pic:pic>
+                  <pic:nvPicPr>
+                    <pic:cNvPr id="0" name="fig_crossriver_pilot.png"/>
+                    <pic:cNvPicPr/>
+                  </pic:nvPicPr>
+                  <pic:blipFill>
+                    <a:blip r:embed="rId13"/>
+                    <a:stretch>
+                      <a:fillRect/>
+                    </a:stretch>
+                  </pic:blipFill>
+                  <pic:spPr>
+                    <a:xfrm>
+                      <a:off x="0" y="0"/>
+                      <a:ext cx="5669280" cy="3149600"/>
+                    </a:xfrm>
+                    <a:prstGeom prst="rect"/>
+                  </pic:spPr>
+                </pic:pic>
+              </a:graphicData>
+            </a:graphic>
+          </wp:inline>
+        </w:drawing>
+      </w:r>
+    </w:p>
+    <w:p>
+      <w:pPr>
+        <w:jc w:val="center"/>
+      </w:pPr>
+      <w:r>
+        <w:rPr>
+          <w:i/>
+          <w:sz w:val="18"/>
+        </w:rPr>
+        <w:t>Figure 5: Cross River 2021 sentinel pilot — reported cases and deaths by LGA, derived directly from the culture-referenced line-list (Yakurr, Biase, Calabar Municipal, Bakassi; 74 cases, 4 deaths).</w:t>
+      </w:r>
+    </w:p>
+    <w:p>
+      <w:pPr>
+        <w:jc w:val="both"/>
+      </w:pPr>
+      <w:r>
+        <w:rPr>
+          <w:b w:val="0"/>
+          <w:i w:val="0"/>
+          <w:sz w:val="22"/>
+        </w:rPr>
+        <w:t>The small case volume and restricted geographic footprint of this pilot preclude inferential conclusions; the exercise establishes technical feasibility and interface usability for public health practitioners. The platform also incorporates the FMOH health-facility registry (Figure 6) to support response planning.</w:t>
+      </w:r>
+    </w:p>
+    <w:p>
+      <w:pPr>
+        <w:jc w:val="center"/>
+      </w:pPr>
+      <w:r>
+        <w:drawing>
+          <wp:inline xmlns:a="http://schemas.openxmlformats.org/drawingml/2006/main" xmlns:pic="http://schemas.openxmlformats.org/drawingml/2006/picture">
+            <wp:extent cx="5669280" cy="3579091"/>
+            <wp:docPr id="6" name="Picture 6"/>
+            <wp:cNvGraphicFramePr>
+              <a:graphicFrameLocks noChangeAspect="1"/>
+            </wp:cNvGraphicFramePr>
+            <a:graphic>
+              <a:graphicData uri="http://schemas.openxmlformats.org/drawingml/2006/picture">
+                <pic:pic>
+                  <pic:nvPicPr>
+                    <pic:cNvPr id="0" name="app_facilities.png"/>
+                    <pic:cNvPicPr/>
+                  </pic:nvPicPr>
+                  <pic:blipFill>
+                    <a:blip r:embed="rId14"/>
+                    <a:stretch>
+                      <a:fillRect/>
+                    </a:stretch>
+                  </pic:blipFill>
+                  <pic:spPr>
+                    <a:xfrm>
+                      <a:off x="0" y="0"/>
+                      <a:ext cx="5669280" cy="3579091"/>
+                    </a:xfrm>
+                    <a:prstGeom prst="rect"/>
+                  </pic:spPr>
+                </pic:pic>
+              </a:graphicData>
+            </a:graphic>
+          </wp:inline>
+        </w:drawing>
+      </w:r>
+    </w:p>
+    <w:p>
+      <w:pPr>
+        <w:jc w:val="center"/>
+      </w:pPr>
+      <w:r>
+        <w:rPr>
+          <w:i/>
+          <w:sz w:val="18"/>
+        </w:rPr>
+        <w:t>Figure 6: FMOH Health Facility Registry overlay — 46,146 source facility records across the 36 states and FCT, with functional-status summary. Record-level validation is a governance step and is not established in this study.</w:t>
       </w:r>
     </w:p>
     <w:p>
@@ -2390,21 +2687,50 @@
         <w:jc w:val="center"/>
       </w:pPr>
       <w:r>
-        <w:rPr>
-          <w:i/>
-          <w:color w:val="888888"/>
-          <w:sz w:val="18"/>
-        </w:rPr>
-        <w:t>[ Figure 2: National reported cholera cases and deaths by year, 2021–2025 (NCDC) ]</w:t>
+        <w:drawing>
+          <wp:inline xmlns:a="http://schemas.openxmlformats.org/drawingml/2006/main" xmlns:pic="http://schemas.openxmlformats.org/drawingml/2006/picture">
+            <wp:extent cx="5669280" cy="3307080"/>
+            <wp:docPr id="7" name="Picture 7"/>
+            <wp:cNvGraphicFramePr>
+              <a:graphicFrameLocks noChangeAspect="1"/>
+            </wp:cNvGraphicFramePr>
+            <a:graphic>
+              <a:graphicData uri="http://schemas.openxmlformats.org/drawingml/2006/picture">
+                <pic:pic>
+                  <pic:nvPicPr>
+                    <pic:cNvPr id="0" name="fig_national_burden.png"/>
+                    <pic:cNvPicPr/>
+                  </pic:nvPicPr>
+                  <pic:blipFill>
+                    <a:blip r:embed="rId15"/>
+                    <a:stretch>
+                      <a:fillRect/>
+                    </a:stretch>
+                  </pic:blipFill>
+                  <pic:spPr>
+                    <a:xfrm>
+                      <a:off x="0" y="0"/>
+                      <a:ext cx="5669280" cy="3307080"/>
+                    </a:xfrm>
+                    <a:prstGeom prst="rect"/>
+                  </pic:spPr>
+                </pic:pic>
+              </a:graphicData>
+            </a:graphic>
+          </wp:inline>
+        </w:drawing>
       </w:r>
     </w:p>
     <w:p>
+      <w:pPr>
+        <w:jc w:val="center"/>
+      </w:pPr>
       <w:r>
         <w:rPr>
           <w:i/>
           <w:sz w:val="18"/>
         </w:rPr>
-        <w:t>Figure 2: Nationally reported cholera cases and deaths by year, 2021–2025, compiled from NCDC situation reports. The 2021 epidemic (111,062 cases; 3,604 deaths) represents the largest recent national outbreak.</w:t>
+        <w:t>Figure 7: Nationally reported cholera cases and deaths by year, 2021–2025, compiled from NCDC situation reports. The 2021 epidemic (111,062 cases; 3,604 deaths) represents the largest recent national outbreak.</w:t>
       </w:r>
     </w:p>
     <w:p>
@@ -2425,21 +2751,50 @@
         <w:jc w:val="center"/>
       </w:pPr>
       <w:r>
-        <w:rPr>
-          <w:i/>
-          <w:color w:val="888888"/>
-          <w:sz w:val="18"/>
-        </w:rPr>
-        <w:t>[ Figure 3: Exploratory flood–cholera temporal association (decision-support signal, not proof of causation) ]</w:t>
+        <w:drawing>
+          <wp:inline xmlns:a="http://schemas.openxmlformats.org/drawingml/2006/main" xmlns:pic="http://schemas.openxmlformats.org/drawingml/2006/picture">
+            <wp:extent cx="5669280" cy="3239589"/>
+            <wp:docPr id="8" name="Picture 8"/>
+            <wp:cNvGraphicFramePr>
+              <a:graphicFrameLocks noChangeAspect="1"/>
+            </wp:cNvGraphicFramePr>
+            <a:graphic>
+              <a:graphicData uri="http://schemas.openxmlformats.org/drawingml/2006/picture">
+                <pic:pic>
+                  <pic:nvPicPr>
+                    <pic:cNvPr id="0" name="fig_lag_signal.png"/>
+                    <pic:cNvPicPr/>
+                  </pic:nvPicPr>
+                  <pic:blipFill>
+                    <a:blip r:embed="rId16"/>
+                    <a:stretch>
+                      <a:fillRect/>
+                    </a:stretch>
+                  </pic:blipFill>
+                  <pic:spPr>
+                    <a:xfrm>
+                      <a:off x="0" y="0"/>
+                      <a:ext cx="5669280" cy="3239589"/>
+                    </a:xfrm>
+                    <a:prstGeom prst="rect"/>
+                  </pic:spPr>
+                </pic:pic>
+              </a:graphicData>
+            </a:graphic>
+          </wp:inline>
+        </w:drawing>
       </w:r>
     </w:p>
     <w:p>
+      <w:pPr>
+        <w:jc w:val="center"/>
+      </w:pPr>
       <w:r>
         <w:rPr>
           <w:i/>
           <w:sz w:val="18"/>
         </w:rPr>
-        <w:t>Figure 3: Exploratory flood–cholera temporal association derived from satellite surface-water anomalies and reported cholera activity. Presented as a decision-support signal; dependence structure and multiplicity are not corrected, and no causal or predictive claim is made.</w:t>
+        <w:t>Figure 8: Exploratory flood–cholera temporal association (illustrative decision-support signal). Dependence structure and multiplicity are not corrected, and no causal or predictive claim is made.</w:t>
       </w:r>
     </w:p>
     <w:p>
@@ -2463,7 +2818,7 @@
           <w:i w:val="0"/>
           <w:sz w:val="22"/>
         </w:rPr>
-        <w:t>Beyond the epidemiological demonstrations, the platform provides an interactive LGA-level choropleth map (MapLibre GL JS), autocomplete search and filtering, an FMOH health-facility overlay (46,146 source records; validation of individual records is a governance step, not established here), a configurable rule-based alert engine, a conversational assistant with model-routing hooks, an assisted no-code data-ingestion workflow (Agent Explorer), and PDF/CSV report export. These are described as implemented software capabilities; their epidemiological performance (alert sensitivity, geocoding accuracy) requires separate evaluation and is not claimed here.</w:t>
+        <w:t>Beyond the epidemiological demonstrations, the platform provides a configurable rule-based alert engine (Figure 9), a conversational assistant with model-routing hooks and an assisted no-code data-ingestion workflow (Agent Explorer, Figure 10), and PDF/CSV report export. These are described as implemented software capabilities; their epidemiological performance (alert sensitivity, geocoding accuracy) requires separate evaluation and is not claimed here.</w:t>
       </w:r>
     </w:p>
     <w:p>
@@ -2471,21 +2826,101 @@
         <w:jc w:val="center"/>
       </w:pPr>
       <w:r>
-        <w:rPr>
-          <w:i/>
-          <w:color w:val="888888"/>
-          <w:sz w:val="18"/>
-        </w:rPr>
-        <w:t>[ Figure 4: Health-facility overlay, alert engine, and Surveillance Copilot interfaces ]</w:t>
+        <w:drawing>
+          <wp:inline xmlns:a="http://schemas.openxmlformats.org/drawingml/2006/main" xmlns:pic="http://schemas.openxmlformats.org/drawingml/2006/picture">
+            <wp:extent cx="5669280" cy="3579091"/>
+            <wp:docPr id="9" name="Picture 9"/>
+            <wp:cNvGraphicFramePr>
+              <a:graphicFrameLocks noChangeAspect="1"/>
+            </wp:cNvGraphicFramePr>
+            <a:graphic>
+              <a:graphicData uri="http://schemas.openxmlformats.org/drawingml/2006/picture">
+                <pic:pic>
+                  <pic:nvPicPr>
+                    <pic:cNvPr id="0" name="app_alerts.png"/>
+                    <pic:cNvPicPr/>
+                  </pic:nvPicPr>
+                  <pic:blipFill>
+                    <a:blip r:embed="rId17"/>
+                    <a:stretch>
+                      <a:fillRect/>
+                    </a:stretch>
+                  </pic:blipFill>
+                  <pic:spPr>
+                    <a:xfrm>
+                      <a:off x="0" y="0"/>
+                      <a:ext cx="5669280" cy="3579091"/>
+                    </a:xfrm>
+                    <a:prstGeom prst="rect"/>
+                  </pic:spPr>
+                </pic:pic>
+              </a:graphicData>
+            </a:graphic>
+          </wp:inline>
+        </w:drawing>
       </w:r>
     </w:p>
     <w:p>
+      <w:pPr>
+        <w:jc w:val="center"/>
+      </w:pPr>
       <w:r>
         <w:rPr>
           <w:i/>
           <w:sz w:val="18"/>
         </w:rPr>
-        <w:t>Figure 4: Platform capability interfaces — FMOH facility overlay, rule-based alert engine, and the Surveillance Copilot assistant with multi-provider model-routing hooks.</w:t>
+        <w:t>Figure 9: Automated early-warning alert engine — severity and status filters, alert rails, and threshold-rule management for case-surge, high-risk-score, and recent-flooding triggers.</w:t>
+      </w:r>
+    </w:p>
+    <w:p>
+      <w:pPr>
+        <w:jc w:val="center"/>
+      </w:pPr>
+      <w:r>
+        <w:drawing>
+          <wp:inline xmlns:a="http://schemas.openxmlformats.org/drawingml/2006/main" xmlns:pic="http://schemas.openxmlformats.org/drawingml/2006/picture">
+            <wp:extent cx="5669280" cy="3459222"/>
+            <wp:docPr id="10" name="Picture 10"/>
+            <wp:cNvGraphicFramePr>
+              <a:graphicFrameLocks noChangeAspect="1"/>
+            </wp:cNvGraphicFramePr>
+            <a:graphic>
+              <a:graphicData uri="http://schemas.openxmlformats.org/drawingml/2006/picture">
+                <pic:pic>
+                  <pic:nvPicPr>
+                    <pic:cNvPr id="0" name="diag_architecture.png"/>
+                    <pic:cNvPicPr/>
+                  </pic:nvPicPr>
+                  <pic:blipFill>
+                    <a:blip r:embed="rId9"/>
+                    <a:stretch>
+                      <a:fillRect/>
+                    </a:stretch>
+                  </pic:blipFill>
+                  <pic:spPr>
+                    <a:xfrm>
+                      <a:off x="0" y="0"/>
+                      <a:ext cx="5669280" cy="3459222"/>
+                    </a:xfrm>
+                    <a:prstGeom prst="rect"/>
+                  </pic:spPr>
+                </pic:pic>
+              </a:graphicData>
+            </a:graphic>
+          </wp:inline>
+        </w:drawing>
+      </w:r>
+    </w:p>
+    <w:p>
+      <w:pPr>
+        <w:jc w:val="center"/>
+      </w:pPr>
+      <w:r>
+        <w:rPr>
+          <w:i/>
+          <w:sz w:val="18"/>
+        </w:rPr>
+        <w:t>Figure 10: Agent Explorer — assisted no-code ingestion of custom CSV/Excel surveillance data, with schema detection and adaptive dashboard generation via the Surveillance Copilot.</w:t>
       </w:r>
     </w:p>
     <w:p>
@@ -3102,21 +3537,50 @@
         <w:jc w:val="center"/>
       </w:pPr>
       <w:r>
-        <w:rPr>
-          <w:i/>
-          <w:color w:val="888888"/>
-          <w:sz w:val="18"/>
-        </w:rPr>
-        <w:t>[ Figure 5: Advanced integration and automation roadmap ]</w:t>
+        <w:drawing>
+          <wp:inline xmlns:a="http://schemas.openxmlformats.org/drawingml/2006/main" xmlns:pic="http://schemas.openxmlformats.org/drawingml/2006/picture">
+            <wp:extent cx="5669280" cy="3459222"/>
+            <wp:docPr id="11" name="Picture 11"/>
+            <wp:cNvGraphicFramePr>
+              <a:graphicFrameLocks noChangeAspect="1"/>
+            </wp:cNvGraphicFramePr>
+            <a:graphic>
+              <a:graphicData uri="http://schemas.openxmlformats.org/drawingml/2006/picture">
+                <pic:pic>
+                  <pic:nvPicPr>
+                    <pic:cNvPr id="0" name="diag_architecture.png"/>
+                    <pic:cNvPicPr/>
+                  </pic:nvPicPr>
+                  <pic:blipFill>
+                    <a:blip r:embed="rId9"/>
+                    <a:stretch>
+                      <a:fillRect/>
+                    </a:stretch>
+                  </pic:blipFill>
+                  <pic:spPr>
+                    <a:xfrm>
+                      <a:off x="0" y="0"/>
+                      <a:ext cx="5669280" cy="3459222"/>
+                    </a:xfrm>
+                    <a:prstGeom prst="rect"/>
+                  </pic:spPr>
+                </pic:pic>
+              </a:graphicData>
+            </a:graphic>
+          </wp:inline>
+        </w:drawing>
       </w:r>
     </w:p>
     <w:p>
+      <w:pPr>
+        <w:jc w:val="center"/>
+      </w:pPr>
       <w:r>
         <w:rPr>
           <w:i/>
           <w:sz w:val="18"/>
         </w:rPr>
-        <w:t>Figure 5: Planned integration architecture — NCDC/SORMAS API, NASRDA satellite data hub, DHS microdata layer, AI unstructured parser, and calibration/validation engine, unified through an integration gateway.</w:t>
+        <w:t>Figure 11: Advanced integration and automation roadmap — NCDC/SORMAS API, NASRDA satellite data hub, DHS microdata layer, AI unstructured parser, and calibration/validation engine, unified through an integration gateway.</w:t>
       </w:r>
     </w:p>
     <w:p>
